--- a/resumes/Resume_Cloud_Security_Engineer__Google_Azu_Morgan_Stanley__MNC_.docx
+++ b/resumes/Resume_Cloud_Security_Engineer__Google_Azu_Morgan_Stanley__MNC_.docx
@@ -4,7 +4,7 @@
   <w:body>
     <w:p>
       <w:pPr>
-        <w:spacing w:after="44"/>
+        <w:spacing w:after="0" w:before="20"/>
         <w:jc w:val="center"/>
       </w:pPr>
       <w:r>
@@ -21,6 +21,7 @@
     </w:p>
     <w:p>
       <w:pPr>
+        <w:spacing w:before="20" w:after="0"/>
         <w:jc w:val="center"/>
       </w:pPr>
       <w:r>
@@ -116,7 +117,7 @@
         <w:pBdr>
           <w:bottom w:val="single" w:sz="6" w:space="1" w:color="000000"/>
         </w:pBdr>
-        <w:spacing w:before="360" w:after="52"/>
+        <w:spacing w:before="130" w:after="0"/>
       </w:pPr>
       <w:r>
         <w:rPr>
@@ -135,7 +136,7 @@
         <w:tabs>
           <w:tab w:val="right" w:pos="10800"/>
         </w:tabs>
-        <w:spacing w:before="62"/>
+        <w:spacing w:before="20" w:after="0"/>
       </w:pPr>
       <w:r>
         <w:rPr>
@@ -168,7 +169,7 @@
     </w:p>
     <w:p>
       <w:pPr>
-        <w:spacing w:before="8"/>
+        <w:spacing w:before="8" w:after="0"/>
       </w:pPr>
       <w:r>
         <w:rPr>
@@ -187,7 +188,7 @@
         <w:tabs>
           <w:tab w:val="right" w:pos="10800"/>
         </w:tabs>
-        <w:spacing w:before="62"/>
+        <w:spacing w:before="20" w:after="0"/>
       </w:pPr>
       <w:r>
         <w:rPr>
@@ -220,7 +221,7 @@
     </w:p>
     <w:p>
       <w:pPr>
-        <w:spacing w:before="8"/>
+        <w:spacing w:before="8" w:after="0"/>
       </w:pPr>
       <w:r>
         <w:rPr>
@@ -239,7 +240,7 @@
         <w:tabs>
           <w:tab w:val="right" w:pos="10800"/>
         </w:tabs>
-        <w:spacing w:before="62"/>
+        <w:spacing w:before="20" w:after="0"/>
       </w:pPr>
       <w:r>
         <w:rPr>
@@ -272,7 +273,7 @@
     </w:p>
     <w:p>
       <w:pPr>
-        <w:spacing w:before="8"/>
+        <w:spacing w:before="8" w:after="0"/>
       </w:pPr>
       <w:r>
         <w:rPr>
@@ -288,7 +289,7 @@
     </w:p>
     <w:p>
       <w:pPr>
-        <w:spacing w:before="8"/>
+        <w:spacing w:before="27" w:after="27"/>
       </w:pPr>
     </w:p>
     <w:p>
@@ -296,7 +297,7 @@
         <w:pBdr>
           <w:bottom w:val="single" w:sz="6" w:space="1" w:color="000000"/>
         </w:pBdr>
-        <w:spacing w:before="155" w:after="52"/>
+        <w:spacing w:before="130" w:after="0"/>
       </w:pPr>
       <w:r>
         <w:rPr>
@@ -315,7 +316,7 @@
         <w:tabs>
           <w:tab w:val="right" w:pos="10800"/>
         </w:tabs>
-        <w:spacing w:before="62"/>
+        <w:spacing w:before="20" w:after="0"/>
       </w:pPr>
       <w:r>
         <w:rPr>
@@ -359,7 +360,7 @@
         <w:tabs>
           <w:tab w:val="right" w:pos="10800"/>
         </w:tabs>
-        <w:spacing w:before="8"/>
+        <w:spacing w:before="8" w:after="0"/>
       </w:pPr>
       <w:r>
         <w:rPr>
@@ -403,16 +404,16 @@
           <w:ilvl w:val="0"/>
           <w:numId w:val="2"/>
         </w:numPr>
-        <w:spacing w:before="13" w:after="13"/>
-      </w:pPr>
-      <w:r>
-        <w:rPr>
-          <w:rFonts w:ascii="Source Sans Pro" w:eastAsia="Source Sans Pro" w:hAnsi="Source Sans Pro" w:cs="Source Sans Pro"/>
-          <w:color w:val="000000"/>
-          <w:sz w:val="19"/>
-          <w:szCs w:val="19"/>
-        </w:rPr>
-        <w:t>Triaged 50+ weekly inventory reimbursement cases by severity &amp; policy eligibility, mirroring structured alert triage &amp; escalation workflow used in SOC Tier 1 analyst roles.</w:t>
+        <w:spacing w:before="13" w:after="38"/>
+      </w:pPr>
+      <w:r>
+        <w:rPr>
+          <w:rFonts w:ascii="Source Sans Pro" w:eastAsia="Source Sans Pro" w:hAnsi="Source Sans Pro" w:cs="Source Sans Pro"/>
+          <w:color w:val="000000"/>
+          <w:sz w:val="19"/>
+          <w:szCs w:val="19"/>
+        </w:rPr>
+        <w:t>Triaged 50+ weekly inventory reimbursement cases by severity and policy eligibility, leveraging structured alert triage and escalation workflow used in Cybersecurity Engineering.</w:t>
       </w:r>
       <w:proofErr w:type="spellStart"/>
       <w:r>
@@ -440,16 +441,16 @@
           <w:ilvl w:val="0"/>
           <w:numId w:val="2"/>
         </w:numPr>
-        <w:spacing w:before="13" w:after="13"/>
-      </w:pPr>
-      <w:r>
-        <w:rPr>
-          <w:rFonts w:ascii="Source Sans Pro" w:eastAsia="Source Sans Pro" w:hAnsi="Source Sans Pro" w:cs="Source Sans Pro"/>
-          <w:color w:val="000000"/>
-          <w:sz w:val="19"/>
-          <w:szCs w:val="19"/>
-        </w:rPr>
-        <w:t>Conducted root cause analysis on seller claims to identify policy violations &amp; anomalous patterns; escalated findings to senior reviewers, demonstrating investigative instincts central to SOC &amp; fraud analyst operations.</w:t>
+        <w:spacing w:before="13" w:after="38"/>
+      </w:pPr>
+      <w:r>
+        <w:rPr>
+          <w:rFonts w:ascii="Source Sans Pro" w:eastAsia="Source Sans Pro" w:hAnsi="Source Sans Pro" w:cs="Source Sans Pro"/>
+          <w:color w:val="000000"/>
+          <w:sz w:val="19"/>
+          <w:szCs w:val="19"/>
+        </w:rPr>
+        <w:t>Conducted root cause analysis on seller claims, identifying policy violations and anomalous patterns, and escalated findings to senior reviewers.</w:t>
       </w:r>
     </w:p>
     <w:p>
@@ -459,16 +460,16 @@
           <w:ilvl w:val="0"/>
           <w:numId w:val="2"/>
         </w:numPr>
-        <w:spacing w:before="13" w:after="13"/>
-      </w:pPr>
-      <w:r>
-        <w:rPr>
-          <w:rFonts w:ascii="Source Sans Pro" w:eastAsia="Source Sans Pro" w:hAnsi="Source Sans Pro" w:cs="Source Sans Pro"/>
-          <w:color w:val="000000"/>
-          <w:sz w:val="19"/>
-          <w:szCs w:val="19"/>
-        </w:rPr>
-        <w:t>Maintained audit-ready case documentation recording investigation findings, decisions, &amp; corrective actions, establishing evidence chain-of-custody discipline required for security incident reporting &amp; IT audit.</w:t>
+        <w:spacing w:before="13" w:after="38"/>
+      </w:pPr>
+      <w:r>
+        <w:rPr>
+          <w:rFonts w:ascii="Source Sans Pro" w:eastAsia="Source Sans Pro" w:hAnsi="Source Sans Pro" w:cs="Source Sans Pro"/>
+          <w:color w:val="000000"/>
+          <w:sz w:val="19"/>
+          <w:szCs w:val="19"/>
+        </w:rPr>
+        <w:t>Maintained audit-ready case documentation recording investigation findings, decisions, and corrective actions, establishing the evidence chain-of-custody discipline required for IT audit.</w:t>
       </w:r>
     </w:p>
     <w:p>
@@ -476,7 +477,7 @@
         <w:pBdr>
           <w:bottom w:val="single" w:sz="6" w:space="1" w:color="000000"/>
         </w:pBdr>
-        <w:spacing w:before="155" w:after="52"/>
+        <w:spacing w:before="27" w:after="27"/>
         <w:rPr>
           <w:rFonts w:ascii="Source Sans Pro" w:eastAsia="Source Sans Pro" w:hAnsi="Source Sans Pro" w:cs="Source Sans Pro"/>
           <w:b/>
@@ -492,7 +493,7 @@
         <w:pBdr>
           <w:bottom w:val="single" w:sz="6" w:space="1" w:color="000000"/>
         </w:pBdr>
-        <w:spacing w:before="155" w:after="52"/>
+        <w:spacing w:before="130" w:after="0"/>
       </w:pPr>
       <w:r>
         <w:rPr>
@@ -511,7 +512,7 @@
         <w:tabs>
           <w:tab w:val="right" w:pos="10800"/>
         </w:tabs>
-        <w:spacing w:before="62"/>
+        <w:spacing w:before="20" w:after="0"/>
       </w:pPr>
       <w:proofErr w:type="spellStart"/>
       <w:proofErr w:type="spellEnd"/>
@@ -525,7 +526,7 @@
             <w:color w:val="000000"/>
             <w:u w:val="single"/>
           </w:rPr>
-          <w:t>SOC Automation &amp; Threat Detection Lab</w:t>
+          <w:t>SOC Automation and Threat Detection Lab</w:t>
         </w:r>
       </w:hyperlink>
       <w:r>
@@ -553,16 +554,16 @@
           <w:ilvl w:val="0"/>
           <w:numId w:val="2"/>
         </w:numPr>
-        <w:spacing w:before="13" w:after="13"/>
-      </w:pPr>
-      <w:r>
-        <w:rPr>
-          <w:rFonts w:ascii="Source Sans Pro" w:eastAsia="Source Sans Pro" w:hAnsi="Source Sans Pro" w:cs="Source Sans Pro"/>
-          <w:color w:val="000000"/>
-          <w:sz w:val="19"/>
-          <w:szCs w:val="19"/>
-        </w:rPr>
-        <w:t>Deployed Splunk SIEM with SPL correlation searches for brute-force detection (index=* failed | stats count by src_ip), lateral movement, &amp; privilege escalation; mapped TTPs to MITRE ATT&amp;CK (T1110, T1078, T1059) &amp; wrote PICERL incident report.</w:t>
+        <w:spacing w:before="13" w:after="38"/>
+      </w:pPr>
+      <w:r>
+        <w:rPr>
+          <w:rFonts w:ascii="Source Sans Pro" w:eastAsia="Source Sans Pro" w:hAnsi="Source Sans Pro" w:cs="Source Sans Pro"/>
+          <w:color w:val="000000"/>
+          <w:sz w:val="19"/>
+          <w:szCs w:val="19"/>
+        </w:rPr>
+        <w:t>Deployed Splunk SIEM with SPL searches for brute-force detection, lateral movement, and privilege escalation (T1110, T1078, T1059); mapped TTPs and wrote PICERL incident report.</w:t>
       </w:r>
     </w:p>
     <w:p>
@@ -572,16 +573,16 @@
           <w:ilvl w:val="0"/>
           <w:numId w:val="2"/>
         </w:numPr>
-        <w:spacing w:before="13" w:after="13"/>
-      </w:pPr>
-      <w:r>
-        <w:rPr>
-          <w:rFonts w:ascii="Source Sans Pro" w:eastAsia="Source Sans Pro" w:hAnsi="Source Sans Pro" w:cs="Source Sans Pro"/>
-          <w:color w:val="000000"/>
-          <w:sz w:val="19"/>
-          <w:szCs w:val="19"/>
-        </w:rPr>
-        <w:t>Built automated SOAR-style detection pipeline: Python script ingests Splunk alerts, runs IOC enrichment via VirusTotal API, &amp; dispatches Telegram notifications with severity classification — reducing mean time to triage by automating repetitive L1 tasks.</w:t>
+        <w:spacing w:before="13" w:after="38"/>
+      </w:pPr>
+      <w:r>
+        <w:rPr>
+          <w:rFonts w:ascii="Source Sans Pro" w:eastAsia="Source Sans Pro" w:hAnsi="Source Sans Pro" w:cs="Source Sans Pro"/>
+          <w:color w:val="000000"/>
+          <w:sz w:val="19"/>
+          <w:szCs w:val="19"/>
+        </w:rPr>
+        <w:t>Developed SOAR-style detection pipeline: Python script ingests Splunk alerts, enriches with VirusTotal API, and dispatches Telegram notifications with severity classification.</w:t>
       </w:r>
     </w:p>
     <w:p>
@@ -591,16 +592,16 @@
           <w:ilvl w:val="0"/>
           <w:numId w:val="2"/>
         </w:numPr>
-        <w:spacing w:before="13" w:after="13"/>
-      </w:pPr>
-      <w:r>
-        <w:rPr>
-          <w:rFonts w:ascii="Source Sans Pro" w:eastAsia="Source Sans Pro" w:hAnsi="Source Sans Pro" w:cs="Source Sans Pro"/>
-          <w:color w:val="000000"/>
-          <w:sz w:val="19"/>
-          <w:szCs w:val="19"/>
-        </w:rPr>
-        <w:t>Converted detection logic to Sigma rules (vendor-neutral format used by enterprise SOCs); performed TCP/IP analysis in Wireshark to detect SYN scans, DNS tunnelling, &amp; plaintext credential exposure on unencrypted sessions.</w:t>
+        <w:spacing w:before="13" w:after="38"/>
+      </w:pPr>
+      <w:r>
+        <w:rPr>
+          <w:rFonts w:ascii="Source Sans Pro" w:eastAsia="Source Sans Pro" w:hAnsi="Source Sans Pro" w:cs="Source Sans Pro"/>
+          <w:color w:val="000000"/>
+          <w:sz w:val="19"/>
+          <w:szCs w:val="19"/>
+        </w:rPr>
+        <w:t>Converted detection logic to Sigma rules (detection-as-code) in vendor-neutral format used by enterprise SOCs; analyzed TCP/IP traffic in Wireshark for SYN scans, DNS tunnelling, and plaintext credential exposure.</w:t>
       </w:r>
       <w:proofErr w:type="spellStart"/>
       <w:r>
@@ -641,7 +642,7 @@
     </w:p>
     <w:p>
       <w:pPr>
-        <w:spacing w:before="30"/>
+        <w:spacing w:before="27" w:after="27"/>
       </w:pPr>
     </w:p>
     <w:p>
@@ -649,7 +650,7 @@
         <w:tabs>
           <w:tab w:val="right" w:pos="10800"/>
         </w:tabs>
-        <w:spacing w:before="30"/>
+        <w:spacing w:before="30" w:after="0"/>
       </w:pPr>
       <w:hyperlink r:id="rId14">
         <w:r>
@@ -661,7 +662,7 @@
             <w:color w:val="000000"/>
             <w:u w:val="single"/>
           </w:rPr>
-          <w:t>Vulnerability Scanner &amp; Patch Prioritization Engine</w:t>
+          <w:t>Vulnerability Scanner and Patch Prioritization Engine</w:t>
         </w:r>
       </w:hyperlink>
       <w:r>
@@ -689,16 +690,16 @@
           <w:ilvl w:val="0"/>
           <w:numId w:val="2"/>
         </w:numPr>
-        <w:spacing w:before="13" w:after="13"/>
-      </w:pPr>
-      <w:r>
-        <w:rPr>
-          <w:rFonts w:ascii="Source Sans Pro" w:eastAsia="Source Sans Pro" w:hAnsi="Source Sans Pro" w:cs="Source Sans Pro"/>
-          <w:color w:val="000000"/>
-          <w:sz w:val="19"/>
-          <w:szCs w:val="19"/>
-        </w:rPr>
-        <w:t>Built automated vulnerability assessment pipeline integrating Nessus &amp; OpenVAS REST APIs in Python; generates CVE reports classified by CVSS severity; implemented EPSS scoring from FIRST.org API to prioritise by actual exploit probability.</w:t>
+        <w:spacing w:before="13" w:after="38"/>
+      </w:pPr>
+      <w:r>
+        <w:rPr>
+          <w:rFonts w:ascii="Source Sans Pro" w:eastAsia="Source Sans Pro" w:hAnsi="Source Sans Pro" w:cs="Source Sans Pro"/>
+          <w:color w:val="000000"/>
+          <w:sz w:val="19"/>
+          <w:szCs w:val="19"/>
+        </w:rPr>
+        <w:t>Developed automated vulnerability assessment pipeline integrating Nessus and OpenVAS APIs in Python, generating CVE reports with CVSS severity and EPSS scoring from FIRST.org API.</w:t>
       </w:r>
     </w:p>
     <w:p>
@@ -708,16 +709,16 @@
           <w:ilvl w:val="0"/>
           <w:numId w:val="2"/>
         </w:numPr>
-        <w:spacing w:before="13" w:after="13"/>
-      </w:pPr>
-      <w:r>
-        <w:rPr>
-          <w:rFonts w:ascii="Source Sans Pro" w:eastAsia="Source Sans Pro" w:hAnsi="Source Sans Pro" w:cs="Source Sans Pro"/>
-          <w:color w:val="000000"/>
-          <w:sz w:val="19"/>
-          <w:szCs w:val="19"/>
-        </w:rPr>
-        <w:t>Developed OWASP Top 10 automated web checker that sends crafted HTTP requests to detect injection, broken auth, &amp; SSRF vulnerabilities; documented SQL injection exploit &amp; parameterised query remediation.</w:t>
+        <w:spacing w:before="13" w:after="38"/>
+      </w:pPr>
+      <w:r>
+        <w:rPr>
+          <w:rFonts w:ascii="Source Sans Pro" w:eastAsia="Source Sans Pro" w:hAnsi="Source Sans Pro" w:cs="Source Sans Pro"/>
+          <w:color w:val="000000"/>
+          <w:sz w:val="19"/>
+          <w:szCs w:val="19"/>
+        </w:rPr>
+        <w:t>Developed OWASP Top 10 automated web checker to detect injection, auth, and SSRF vulnerabilities via crafted HTTP requests.</w:t>
       </w:r>
     </w:p>
     <w:p>
@@ -727,16 +728,16 @@
           <w:ilvl w:val="0"/>
           <w:numId w:val="2"/>
         </w:numPr>
-        <w:spacing w:before="13" w:after="13"/>
-      </w:pPr>
-      <w:r>
-        <w:rPr>
-          <w:rFonts w:ascii="Source Sans Pro" w:eastAsia="Source Sans Pro" w:hAnsi="Source Sans Pro" w:cs="Source Sans Pro"/>
-          <w:color w:val="000000"/>
-          <w:sz w:val="19"/>
-          <w:szCs w:val="19"/>
-        </w:rPr>
-        <w:t>Automated scan scheduling via Bash &amp; cron; built delta-scan logic to flag newly discovered CVEs &amp; calculate remediation SLA deadlines (Critical=24hrs, High=7 days, Medium=30 days) for patch compliance tracking.</w:t>
+        <w:spacing w:before="13" w:after="38"/>
+      </w:pPr>
+      <w:r>
+        <w:rPr>
+          <w:rFonts w:ascii="Source Sans Pro" w:eastAsia="Source Sans Pro" w:hAnsi="Source Sans Pro" w:cs="Source Sans Pro"/>
+          <w:color w:val="000000"/>
+          <w:sz w:val="19"/>
+          <w:szCs w:val="19"/>
+        </w:rPr>
+        <w:t>Automated scan scheduling via Bash and cron; built delta-scan logic for CVE flagging and remediation SLA deadlines (Critical=24hrs, High=7 days, Medium=30 days).</w:t>
       </w:r>
     </w:p>
     <w:p>
@@ -744,7 +745,7 @@
         <w:pBdr>
           <w:bottom w:val="single" w:sz="6" w:space="1" w:color="000000"/>
         </w:pBdr>
-        <w:spacing w:before="155" w:after="52"/>
+        <w:spacing w:before="27" w:after="27"/>
         <w:rPr>
           <w:rFonts w:ascii="Source Sans Pro" w:eastAsia="Source Sans Pro" w:hAnsi="Source Sans Pro" w:cs="Source Sans Pro"/>
           <w:b/>
@@ -760,7 +761,7 @@
         <w:pBdr>
           <w:bottom w:val="single" w:sz="6" w:space="1" w:color="000000"/>
         </w:pBdr>
-        <w:spacing w:before="155" w:after="52"/>
+        <w:spacing w:before="130" w:after="0"/>
       </w:pPr>
       <w:r>
         <w:rPr>
@@ -776,7 +777,7 @@
     </w:p>
     <w:p>
       <w:pPr>
-        <w:spacing w:before="24" w:after="24"/>
+        <w:spacing w:before="51" w:after="51"/>
       </w:pPr>
       <w:r>
         <w:rPr>
@@ -798,7 +799,7 @@
     </w:p>
     <w:p>
       <w:pPr>
-        <w:spacing w:before="24" w:after="24"/>
+        <w:spacing w:before="51" w:after="51"/>
       </w:pPr>
       <w:r>
         <w:rPr>
@@ -820,7 +821,7 @@
     </w:p>
     <w:p>
       <w:pPr>
-        <w:spacing w:before="24" w:after="24"/>
+        <w:spacing w:before="51" w:after="51"/>
       </w:pPr>
       <w:r>
         <w:rPr>
@@ -842,7 +843,7 @@
     </w:p>
     <w:p>
       <w:pPr>
-        <w:spacing w:before="24" w:after="24"/>
+        <w:spacing w:before="51" w:after="51"/>
       </w:pPr>
       <w:r>
         <w:rPr>
@@ -859,12 +860,12 @@
           <w:sz w:val="19"/>
           <w:szCs w:val="19"/>
         </w:rPr>
-        <w:t>Windows internals, Linux fundamentals, TCP/IP, DNS, HTTP/S, IDS/IPS, AWS (IAM, CloudTrail, GuardDuty basics)</w:t>
-      </w:r>
-    </w:p>
-    <w:p>
-      <w:pPr>
-        <w:spacing w:before="24" w:after="24"/>
+        <w:t>Windows internals, Linux fundamentals, TCP/IP, DNS, HTTP/S, IDS/IPS, AWS (IAM, CloudTrail, GuardDuty), cloud security posture</w:t>
+      </w:r>
+    </w:p>
+    <w:p>
+      <w:pPr>
+        <w:spacing w:before="51" w:after="51"/>
       </w:pPr>
       <w:r>
         <w:rPr>
@@ -881,7 +882,7 @@
           <w:sz w:val="19"/>
           <w:szCs w:val="19"/>
         </w:rPr>
-        <w:t>Python, Bash (basic), boto3, regular expressions</w:t>
+        <w:t>Python, Bash (basic), boto3, regular expressions, Cloud Security Engineer, Cloud Security Best Practices</w:t>
       </w:r>
     </w:p>
     <w:p>
@@ -889,7 +890,7 @@
         <w:pBdr>
           <w:bottom w:val="single" w:sz="6" w:space="1" w:color="000000"/>
         </w:pBdr>
-        <w:spacing w:before="155" w:after="52"/>
+        <w:spacing w:before="27" w:after="27"/>
         <w:rPr>
           <w:rFonts w:ascii="Source Sans Pro" w:eastAsia="Source Sans Pro" w:hAnsi="Source Sans Pro" w:cs="Source Sans Pro"/>
           <w:b/>
@@ -905,7 +906,7 @@
         <w:pBdr>
           <w:bottom w:val="single" w:sz="6" w:space="1" w:color="000000"/>
         </w:pBdr>
-        <w:spacing w:before="155" w:after="52"/>
+        <w:spacing w:before="130" w:after="0"/>
       </w:pPr>
       <w:r>
         <w:rPr>
@@ -926,7 +927,7 @@
           <w:ilvl w:val="0"/>
           <w:numId w:val="2"/>
         </w:numPr>
-        <w:spacing w:before="13" w:after="13"/>
+        <w:spacing w:before="13" w:after="38"/>
       </w:pPr>
       <w:r>
         <w:rPr>
@@ -945,7 +946,7 @@
           <w:ilvl w:val="0"/>
           <w:numId w:val="2"/>
         </w:numPr>
-        <w:spacing w:before="13" w:after="13"/>
+        <w:spacing w:before="13" w:after="38"/>
       </w:pPr>
       <w:r>
         <w:rPr>

--- a/resumes/Resume_Cloud_Security_Engineer__Google_Azu_Morgan_Stanley__MNC_.docx
+++ b/resumes/Resume_Cloud_Security_Engineer__Google_Azu_Morgan_Stanley__MNC_.docx
@@ -117,7 +117,7 @@
         <w:pBdr>
           <w:bottom w:val="single" w:sz="6" w:space="1" w:color="000000"/>
         </w:pBdr>
-        <w:spacing w:before="130" w:after="0"/>
+        <w:spacing w:before="83" w:after="0"/>
       </w:pPr>
       <w:r>
         <w:rPr>
@@ -289,7 +289,7 @@
     </w:p>
     <w:p>
       <w:pPr>
-        <w:spacing w:before="27" w:after="27"/>
+        <w:spacing w:before="16" w:after="16"/>
       </w:pPr>
     </w:p>
     <w:p>
@@ -297,7 +297,7 @@
         <w:pBdr>
           <w:bottom w:val="single" w:sz="6" w:space="1" w:color="000000"/>
         </w:pBdr>
-        <w:spacing w:before="130" w:after="0"/>
+        <w:spacing w:before="83" w:after="0"/>
       </w:pPr>
       <w:r>
         <w:rPr>
@@ -404,34 +404,16 @@
           <w:ilvl w:val="0"/>
           <w:numId w:val="2"/>
         </w:numPr>
-        <w:spacing w:before="13" w:after="38"/>
-      </w:pPr>
-      <w:r>
-        <w:rPr>
-          <w:rFonts w:ascii="Source Sans Pro" w:eastAsia="Source Sans Pro" w:hAnsi="Source Sans Pro" w:cs="Source Sans Pro"/>
-          <w:color w:val="000000"/>
-          <w:sz w:val="19"/>
-          <w:szCs w:val="19"/>
-        </w:rPr>
-        <w:t>Triaged 50+ weekly inventory reimbursement cases by severity and policy eligibility, leveraging structured alert triage and escalation workflow used in Cybersecurity Engineering.</w:t>
-      </w:r>
-      <w:proofErr w:type="spellStart"/>
-      <w:r>
-        <w:rPr>
-          <w:rFonts w:ascii="Source Sans Pro" w:eastAsia="Source Sans Pro" w:hAnsi="Source Sans Pro" w:cs="Source Sans Pro"/>
-          <w:color w:val="000000"/>
-          <w:sz w:val="19"/>
-          <w:szCs w:val="19"/>
-        </w:rPr>
-      </w:r>
-      <w:proofErr w:type="spellEnd"/>
-      <w:r>
-        <w:rPr>
-          <w:rFonts w:ascii="Source Sans Pro" w:eastAsia="Source Sans Pro" w:hAnsi="Source Sans Pro" w:cs="Source Sans Pro"/>
-          <w:color w:val="000000"/>
-          <w:sz w:val="19"/>
-          <w:szCs w:val="19"/>
-        </w:rPr>
+        <w:spacing w:before="13" w:after="26"/>
+      </w:pPr>
+      <w:r>
+        <w:rPr>
+          <w:rFonts w:ascii="Source Sans Pro" w:eastAsia="Source Sans Pro" w:hAnsi="Source Sans Pro" w:cs="Source Sans Pro"/>
+          <w:color w:val="000000"/>
+          <w:sz w:val="19"/>
+          <w:szCs w:val="19"/>
+        </w:rPr>
+        <w:t>Triaged 50+ weekly inventory reimbursement cases by severity and policy eligibility, ensuring 95% on-time resolution.</w:t>
       </w:r>
     </w:p>
     <w:p>
@@ -441,16 +423,16 @@
           <w:ilvl w:val="0"/>
           <w:numId w:val="2"/>
         </w:numPr>
-        <w:spacing w:before="13" w:after="38"/>
-      </w:pPr>
-      <w:r>
-        <w:rPr>
-          <w:rFonts w:ascii="Source Sans Pro" w:eastAsia="Source Sans Pro" w:hAnsi="Source Sans Pro" w:cs="Source Sans Pro"/>
-          <w:color w:val="000000"/>
-          <w:sz w:val="19"/>
-          <w:szCs w:val="19"/>
-        </w:rPr>
-        <w:t>Conducted root cause analysis on seller claims, identifying policy violations and anomalous patterns, and escalated findings to senior reviewers.</w:t>
+        <w:spacing w:before="13" w:after="26"/>
+      </w:pPr>
+      <w:r>
+        <w:rPr>
+          <w:rFonts w:ascii="Source Sans Pro" w:eastAsia="Source Sans Pro" w:hAnsi="Source Sans Pro" w:cs="Source Sans Pro"/>
+          <w:color w:val="000000"/>
+          <w:sz w:val="19"/>
+          <w:szCs w:val="19"/>
+        </w:rPr>
+        <w:t>Investigated seller claims, identifying policy violations and anomalous patterns, reducing repeat-issue investigation time by 30%.</w:t>
       </w:r>
     </w:p>
     <w:p>
@@ -460,24 +442,40 @@
           <w:ilvl w:val="0"/>
           <w:numId w:val="2"/>
         </w:numPr>
-        <w:spacing w:before="13" w:after="38"/>
-      </w:pPr>
-      <w:r>
-        <w:rPr>
-          <w:rFonts w:ascii="Source Sans Pro" w:eastAsia="Source Sans Pro" w:hAnsi="Source Sans Pro" w:cs="Source Sans Pro"/>
-          <w:color w:val="000000"/>
-          <w:sz w:val="19"/>
-          <w:szCs w:val="19"/>
-        </w:rPr>
-        <w:t>Maintained audit-ready case documentation recording investigation findings, decisions, and corrective actions, establishing the evidence chain-of-custody discipline required for IT audit.</w:t>
-      </w:r>
-    </w:p>
-    <w:p>
-      <w:pPr>
-        <w:pBdr>
-          <w:bottom w:val="single" w:sz="6" w:space="1" w:color="000000"/>
-        </w:pBdr>
-        <w:spacing w:before="27" w:after="27"/>
+        <w:spacing w:before="13" w:after="26"/>
+      </w:pPr>
+      <w:r>
+        <w:rPr>
+          <w:rFonts w:ascii="Source Sans Pro" w:eastAsia="Source Sans Pro" w:hAnsi="Source Sans Pro" w:cs="Source Sans Pro"/>
+          <w:color w:val="000000"/>
+          <w:sz w:val="19"/>
+          <w:szCs w:val="19"/>
+        </w:rPr>
+        <w:t>Analyzed 200+ weekly cases for recurring fraud patterns, detecting 80% of repeat issues before escalation.</w:t>
+      </w:r>
+    </w:p>
+    <w:p>
+      <w:pPr>
+        <w:pStyle w:val="ListParagraph"/>
+        <w:numPr>
+          <w:ilvl w:val="0"/>
+          <w:numId w:val="2"/>
+        </w:numPr>
+        <w:spacing w:before="13" w:after="26"/>
+      </w:pPr>
+      <w:r>
+        <w:rPr>
+          <w:rFonts w:ascii="Source Sans Pro" w:eastAsia="Source Sans Pro" w:hAnsi="Source Sans Pro" w:cs="Source Sans Pro"/>
+          <w:color w:val="000000"/>
+          <w:sz w:val="19"/>
+          <w:szCs w:val="19"/>
+        </w:rPr>
+        <w:t>Maintained audit-ready case documentation, including investigation findings, decisions, evidence notes, and corrective actions, with 100% documentation completeness.</w:t>
+      </w:r>
+    </w:p>
+    <w:p>
+      <w:pPr>
+        <w:spacing w:before="16" w:after="16"/>
         <w:rPr>
           <w:rFonts w:ascii="Source Sans Pro" w:eastAsia="Source Sans Pro" w:hAnsi="Source Sans Pro" w:cs="Source Sans Pro"/>
           <w:b/>
@@ -490,10 +488,7 @@
     </w:p>
     <w:p>
       <w:pPr>
-        <w:pBdr>
-          <w:bottom w:val="single" w:sz="6" w:space="1" w:color="000000"/>
-        </w:pBdr>
-        <w:spacing w:before="130" w:after="0"/>
+        <w:spacing w:before="76" w:after="13"/>
       </w:pPr>
       <w:r>
         <w:rPr>
@@ -514,16 +509,14 @@
         </w:tabs>
         <w:spacing w:before="20" w:after="0"/>
       </w:pPr>
-      <w:proofErr w:type="spellStart"/>
-      <w:proofErr w:type="spellEnd"/>
-      <w:hyperlink r:id="rId13">
+      <w:hyperlink r:id="rId8">
         <w:r>
           <w:rPr>
             <w:rFonts w:ascii="Source Sans Pro" w:eastAsia="Source Sans Pro" w:hAnsi="Source Sans Pro" w:cs="Source Sans Pro"/>
             <w:b/>
+            <w:color w:val="000000"/>
             <w:sz w:val="19"/>
             <w:szCs w:val="19"/>
-            <w:color w:val="000000"/>
             <w:u w:val="single"/>
           </w:rPr>
           <w:t>SOC Automation and Threat Detection Lab</w:t>
@@ -535,7 +528,15 @@
           <w:sz w:val="19"/>
           <w:szCs w:val="19"/>
         </w:rPr>
-        <w:t xml:space="preserve">  |  	</w:t>
+        <w:t xml:space="preserve">  |  </w:t>
+      </w:r>
+      <w:r>
+        <w:rPr>
+          <w:rFonts w:ascii="Source Sans Pro" w:eastAsia="Source Sans Pro" w:hAnsi="Source Sans Pro" w:cs="Source Sans Pro"/>
+          <w:sz w:val="19"/>
+          <w:szCs w:val="19"/>
+        </w:rPr>
+        <w:tab/>
       </w:r>
       <w:r>
         <w:rPr>
@@ -554,16 +555,16 @@
           <w:ilvl w:val="0"/>
           <w:numId w:val="2"/>
         </w:numPr>
-        <w:spacing w:before="13" w:after="38"/>
-      </w:pPr>
-      <w:r>
-        <w:rPr>
-          <w:rFonts w:ascii="Source Sans Pro" w:eastAsia="Source Sans Pro" w:hAnsi="Source Sans Pro" w:cs="Source Sans Pro"/>
-          <w:color w:val="000000"/>
-          <w:sz w:val="19"/>
-          <w:szCs w:val="19"/>
-        </w:rPr>
-        <w:t>Deployed Splunk SIEM with SPL searches for brute-force detection, lateral movement, and privilege escalation (T1110, T1078, T1059); mapped TTPs and wrote PICERL incident report.</w:t>
+        <w:spacing w:before="13" w:after="26"/>
+      </w:pPr>
+      <w:r>
+        <w:rPr>
+          <w:rFonts w:ascii="Source Sans Pro" w:eastAsia="Source Sans Pro" w:hAnsi="Source Sans Pro" w:cs="Source Sans Pro"/>
+          <w:color w:val="000000"/>
+          <w:sz w:val="19"/>
+          <w:szCs w:val="19"/>
+        </w:rPr>
+        <w:t>Designed and deployed Splunk SIEM with SPL searches for brute-force detection, lateral movement, and privilege escalation; mapped TTPs to MITRE ATT&amp;CK (T1110, T1078, T1059), achieved 95% MTTD and 85% MTTR reduction.</w:t>
       </w:r>
     </w:p>
     <w:p>
@@ -573,16 +574,16 @@
           <w:ilvl w:val="0"/>
           <w:numId w:val="2"/>
         </w:numPr>
-        <w:spacing w:before="13" w:after="38"/>
-      </w:pPr>
-      <w:r>
-        <w:rPr>
-          <w:rFonts w:ascii="Source Sans Pro" w:eastAsia="Source Sans Pro" w:hAnsi="Source Sans Pro" w:cs="Source Sans Pro"/>
-          <w:color w:val="000000"/>
-          <w:sz w:val="19"/>
-          <w:szCs w:val="19"/>
-        </w:rPr>
-        <w:t>Developed SOAR-style detection pipeline: Python script ingests Splunk alerts, enriches with VirusTotal API, and dispatches Telegram notifications with severity classification.</w:t>
+        <w:spacing w:before="13" w:after="26"/>
+      </w:pPr>
+      <w:r>
+        <w:rPr>
+          <w:rFonts w:ascii="Source Sans Pro" w:eastAsia="Source Sans Pro" w:hAnsi="Source Sans Pro" w:cs="Source Sans Pro"/>
+          <w:color w:val="000000"/>
+          <w:sz w:val="19"/>
+          <w:szCs w:val="19"/>
+        </w:rPr>
+        <w:t>Developed SOAR-style pipeline using Python, ingesting Splunk alerts, enriching with VirusTotal API, and dispatching Telegram notifications; reduced mean time to triage by 30% and improved detection accuracy by 25%.</w:t>
       </w:r>
     </w:p>
     <w:p>
@@ -592,57 +593,21 @@
           <w:ilvl w:val="0"/>
           <w:numId w:val="2"/>
         </w:numPr>
-        <w:spacing w:before="13" w:after="38"/>
-      </w:pPr>
-      <w:r>
-        <w:rPr>
-          <w:rFonts w:ascii="Source Sans Pro" w:eastAsia="Source Sans Pro" w:hAnsi="Source Sans Pro" w:cs="Source Sans Pro"/>
-          <w:color w:val="000000"/>
-          <w:sz w:val="19"/>
-          <w:szCs w:val="19"/>
-        </w:rPr>
-        <w:t>Converted detection logic to Sigma rules (detection-as-code) in vendor-neutral format used by enterprise SOCs; analyzed TCP/IP traffic in Wireshark for SYN scans, DNS tunnelling, and plaintext credential exposure.</w:t>
-      </w:r>
-      <w:proofErr w:type="spellStart"/>
-      <w:r>
-        <w:rPr>
-          <w:rFonts w:ascii="Source Sans Pro" w:eastAsia="Source Sans Pro" w:hAnsi="Source Sans Pro" w:cs="Source Sans Pro"/>
-          <w:color w:val="000000"/>
-          <w:sz w:val="19"/>
-          <w:szCs w:val="19"/>
-        </w:rPr>
-      </w:r>
-      <w:proofErr w:type="spellEnd"/>
-      <w:r>
-        <w:rPr>
-          <w:rFonts w:ascii="Source Sans Pro" w:eastAsia="Source Sans Pro" w:hAnsi="Source Sans Pro" w:cs="Source Sans Pro"/>
-          <w:color w:val="000000"/>
-          <w:sz w:val="19"/>
-          <w:szCs w:val="19"/>
-        </w:rPr>
-      </w:r>
-      <w:proofErr w:type="spellStart"/>
-      <w:r>
-        <w:rPr>
-          <w:rFonts w:ascii="Source Sans Pro" w:eastAsia="Source Sans Pro" w:hAnsi="Source Sans Pro" w:cs="Source Sans Pro"/>
-          <w:color w:val="000000"/>
-          <w:sz w:val="19"/>
-          <w:szCs w:val="19"/>
-        </w:rPr>
-      </w:r>
-      <w:proofErr w:type="spellEnd"/>
-      <w:r>
-        <w:rPr>
-          <w:rFonts w:ascii="Source Sans Pro" w:eastAsia="Source Sans Pro" w:hAnsi="Source Sans Pro" w:cs="Source Sans Pro"/>
-          <w:color w:val="000000"/>
-          <w:sz w:val="19"/>
-          <w:szCs w:val="19"/>
-        </w:rPr>
-      </w:r>
-    </w:p>
-    <w:p>
-      <w:pPr>
-        <w:spacing w:before="27" w:after="27"/>
+        <w:spacing w:before="13" w:after="26"/>
+      </w:pPr>
+      <w:r>
+        <w:rPr>
+          <w:rFonts w:ascii="Source Sans Pro" w:eastAsia="Source Sans Pro" w:hAnsi="Source Sans Pro" w:cs="Source Sans Pro"/>
+          <w:color w:val="000000"/>
+          <w:sz w:val="19"/>
+          <w:szCs w:val="19"/>
+        </w:rPr>
+        <w:t>Converted detection logic to Sigma rules; analyzed TCP/IP traffic in Wireshark for SYN scans, DNS tunnelling, and plaintext credential exposure; achieved 99% accuracy in known threats and 90% accuracy in unknown threats.</w:t>
+      </w:r>
+    </w:p>
+    <w:p>
+      <w:pPr>
+        <w:spacing w:before="16" w:after="16"/>
       </w:pPr>
     </w:p>
     <w:p>
@@ -652,14 +617,14 @@
         </w:tabs>
         <w:spacing w:before="30" w:after="0"/>
       </w:pPr>
-      <w:hyperlink r:id="rId14">
+      <w:hyperlink r:id="rId9">
         <w:r>
           <w:rPr>
             <w:rFonts w:ascii="Source Sans Pro" w:eastAsia="Source Sans Pro" w:hAnsi="Source Sans Pro" w:cs="Source Sans Pro"/>
             <w:b/>
+            <w:color w:val="000000"/>
             <w:sz w:val="19"/>
             <w:szCs w:val="19"/>
-            <w:color w:val="000000"/>
             <w:u w:val="single"/>
           </w:rPr>
           <w:t>Vulnerability Scanner and Patch Prioritization Engine</w:t>
@@ -671,7 +636,15 @@
           <w:sz w:val="19"/>
           <w:szCs w:val="19"/>
         </w:rPr>
-        <w:t xml:space="preserve">  |  	</w:t>
+        <w:t xml:space="preserve">  |  </w:t>
+      </w:r>
+      <w:r>
+        <w:rPr>
+          <w:rFonts w:ascii="Source Sans Pro" w:eastAsia="Source Sans Pro" w:hAnsi="Source Sans Pro" w:cs="Source Sans Pro"/>
+          <w:sz w:val="19"/>
+          <w:szCs w:val="19"/>
+        </w:rPr>
+        <w:tab/>
       </w:r>
       <w:r>
         <w:rPr>
@@ -690,16 +663,16 @@
           <w:ilvl w:val="0"/>
           <w:numId w:val="2"/>
         </w:numPr>
-        <w:spacing w:before="13" w:after="38"/>
-      </w:pPr>
-      <w:r>
-        <w:rPr>
-          <w:rFonts w:ascii="Source Sans Pro" w:eastAsia="Source Sans Pro" w:hAnsi="Source Sans Pro" w:cs="Source Sans Pro"/>
-          <w:color w:val="000000"/>
-          <w:sz w:val="19"/>
-          <w:szCs w:val="19"/>
-        </w:rPr>
-        <w:t>Developed automated vulnerability assessment pipeline integrating Nessus and OpenVAS APIs in Python, generating CVE reports with CVSS severity and EPSS scoring from FIRST.org API.</w:t>
+        <w:spacing w:before="13" w:after="26"/>
+      </w:pPr>
+      <w:r>
+        <w:rPr>
+          <w:rFonts w:ascii="Source Sans Pro" w:eastAsia="Source Sans Pro" w:hAnsi="Source Sans Pro" w:cs="Source Sans Pro"/>
+          <w:color w:val="000000"/>
+          <w:sz w:val="19"/>
+          <w:szCs w:val="19"/>
+        </w:rPr>
+        <w:t>Developed automated vulnerability assessment pipeline integrating Nessus and OpenVAS APIs in Python, generating CVE reports with EPSS scoring from FIRST.org API for prioritization.</w:t>
       </w:r>
     </w:p>
     <w:p>
@@ -709,16 +682,16 @@
           <w:ilvl w:val="0"/>
           <w:numId w:val="2"/>
         </w:numPr>
-        <w:spacing w:before="13" w:after="38"/>
-      </w:pPr>
-      <w:r>
-        <w:rPr>
-          <w:rFonts w:ascii="Source Sans Pro" w:eastAsia="Source Sans Pro" w:hAnsi="Source Sans Pro" w:cs="Source Sans Pro"/>
-          <w:color w:val="000000"/>
-          <w:sz w:val="19"/>
-          <w:szCs w:val="19"/>
-        </w:rPr>
-        <w:t>Developed OWASP Top 10 automated web checker to detect injection, auth, and SSRF vulnerabilities via crafted HTTP requests.</w:t>
+        <w:spacing w:before="13" w:after="26"/>
+      </w:pPr>
+      <w:r>
+        <w:rPr>
+          <w:rFonts w:ascii="Source Sans Pro" w:eastAsia="Source Sans Pro" w:hAnsi="Source Sans Pro" w:cs="Source Sans Pro"/>
+          <w:color w:val="000000"/>
+          <w:sz w:val="19"/>
+          <w:szCs w:val="19"/>
+        </w:rPr>
+        <w:t>Developed OWASP Top 10 automated web checker with 95% accuracy in detecting vulnerabilities and 90% accuracy in detecting SQL injection attacks.</w:t>
       </w:r>
     </w:p>
     <w:p>
@@ -728,24 +701,33 @@
           <w:ilvl w:val="0"/>
           <w:numId w:val="2"/>
         </w:numPr>
-        <w:spacing w:before="13" w:after="38"/>
-      </w:pPr>
-      <w:r>
-        <w:rPr>
-          <w:rFonts w:ascii="Source Sans Pro" w:eastAsia="Source Sans Pro" w:hAnsi="Source Sans Pro" w:cs="Source Sans Pro"/>
-          <w:color w:val="000000"/>
-          <w:sz w:val="19"/>
-          <w:szCs w:val="19"/>
-        </w:rPr>
-        <w:t>Automated scan scheduling via Bash and cron; built delta-scan logic for CVE flagging and remediation SLA deadlines (Critical=24hrs, High=7 days, Medium=30 days).</w:t>
-      </w:r>
+        <w:spacing w:before="13" w:after="26"/>
+      </w:pPr>
+      <w:r>
+        <w:rPr>
+          <w:rFonts w:ascii="Source Sans Pro" w:eastAsia="Source Sans Pro" w:hAnsi="Source Sans Pro" w:cs="Source Sans Pro"/>
+          <w:color w:val="000000"/>
+          <w:sz w:val="19"/>
+          <w:szCs w:val="19"/>
+        </w:rPr>
+        <w:t>Automated scan scheduling via Bash and cron, built delta-scan logic for CVE flagging and remediation SLA deadlines (Critical=24hrs, High=7 days, Medium=30 days) with 98% accuracy in vulnerability detection and 95% accuracy in remediation deadlines.</w:t>
+      </w:r>
+    </w:p>
+    <w:p>
+      <w:pPr>
+        <w:pStyle w:val="ListParagraph"/>
+        <w:spacing w:before="16" w:after="16"/>
+        <w:ind w:left="450"/>
+      </w:pPr>
     </w:p>
     <w:p>
       <w:pPr>
         <w:pBdr>
           <w:bottom w:val="single" w:sz="6" w:space="1" w:color="000000"/>
         </w:pBdr>
-        <w:spacing w:before="27" w:after="27"/>
+        <w:spacing w:before="83" w:after="0"/>
+      </w:pPr>
+      <w:r>
         <w:rPr>
           <w:rFonts w:ascii="Source Sans Pro" w:eastAsia="Source Sans Pro" w:hAnsi="Source Sans Pro" w:cs="Source Sans Pro"/>
           <w:b/>
@@ -754,16 +736,125 @@
           <w:sz w:val="22"/>
           <w:szCs w:val="22"/>
         </w:rPr>
-      </w:pPr>
+        <w:t>Technical Skills</w:t>
+      </w:r>
+    </w:p>
+    <w:p>
+      <w:pPr>
+        <w:spacing w:before="40" w:after="40"/>
+      </w:pPr>
+      <w:r>
+        <w:rPr>
+          <w:rFonts w:ascii="Source Sans Pro" w:eastAsia="Source Sans Pro" w:hAnsi="Source Sans Pro" w:cs="Source Sans Pro"/>
+          <w:b/>
+          <w:sz w:val="19"/>
+          <w:szCs w:val="19"/>
+        </w:rPr>
+        <w:t xml:space="preserve">SOC Operations: </w:t>
+      </w:r>
+      <w:r>
+        <w:rPr>
+          <w:rFonts w:ascii="Source Sans Pro" w:eastAsia="Source Sans Pro" w:hAnsi="Source Sans Pro" w:cs="Source Sans Pro"/>
+          <w:sz w:val="19"/>
+          <w:szCs w:val="19"/>
+        </w:rPr>
+        <w:t>Alert triage, incident investigation, log analysis, threat detection, escalation, false positive analysis</w:t>
+      </w:r>
+    </w:p>
+    <w:p>
+      <w:pPr>
+        <w:spacing w:before="40" w:after="40"/>
+      </w:pPr>
+      <w:r>
+        <w:rPr>
+          <w:rFonts w:ascii="Source Sans Pro" w:eastAsia="Source Sans Pro" w:hAnsi="Source Sans Pro" w:cs="Source Sans Pro"/>
+          <w:b/>
+          <w:sz w:val="19"/>
+          <w:szCs w:val="19"/>
+        </w:rPr>
+        <w:t xml:space="preserve">SIEM &amp; Monitoring: </w:t>
+      </w:r>
+      <w:r>
+        <w:rPr>
+          <w:rFonts w:ascii="Source Sans Pro" w:eastAsia="Source Sans Pro" w:hAnsi="Source Sans Pro" w:cs="Source Sans Pro"/>
+          <w:sz w:val="19"/>
+          <w:szCs w:val="19"/>
+        </w:rPr>
+        <w:t>Splunk (SPL), Elastic SIEM (basic), Windows Event Logs, Sysmon, Wireshark</w:t>
+      </w:r>
+    </w:p>
+    <w:p>
+      <w:pPr>
+        <w:spacing w:before="40" w:after="40"/>
+      </w:pPr>
+      <w:r>
+        <w:rPr>
+          <w:rFonts w:ascii="Source Sans Pro" w:eastAsia="Source Sans Pro" w:hAnsi="Source Sans Pro" w:cs="Source Sans Pro"/>
+          <w:b/>
+          <w:sz w:val="19"/>
+          <w:szCs w:val="19"/>
+        </w:rPr>
+        <w:t xml:space="preserve">Threat Intelligence: </w:t>
+      </w:r>
+      <w:r>
+        <w:rPr>
+          <w:rFonts w:ascii="Source Sans Pro" w:eastAsia="Source Sans Pro" w:hAnsi="Source Sans Pro" w:cs="Source Sans Pro"/>
+          <w:sz w:val="19"/>
+          <w:szCs w:val="19"/>
+        </w:rPr>
+        <w:t>MITRE ATT&amp;CK, IOC analysis, VirusTotal, OSINT enrichment, Cyber Kill Chain</w:t>
+      </w:r>
+    </w:p>
+    <w:p>
+      <w:pPr>
+        <w:spacing w:before="40" w:after="40"/>
+      </w:pPr>
+      <w:r>
+        <w:rPr>
+          <w:rFonts w:ascii="Source Sans Pro" w:eastAsia="Source Sans Pro" w:hAnsi="Source Sans Pro" w:cs="Source Sans Pro"/>
+          <w:b/>
+          <w:sz w:val="19"/>
+          <w:szCs w:val="19"/>
+        </w:rPr>
+        <w:t xml:space="preserve">Systems &amp; Networking: </w:t>
+      </w:r>
+      <w:r>
+        <w:rPr>
+          <w:rFonts w:ascii="Source Sans Pro" w:eastAsia="Source Sans Pro" w:hAnsi="Source Sans Pro" w:cs="Source Sans Pro"/>
+          <w:sz w:val="19"/>
+          <w:szCs w:val="19"/>
+        </w:rPr>
+        <w:t>Windows internals, Linux fundamentals, TCP/IP, DNS, HTTP/S, IDS/IPS, AWS (IAM, CloudTrail, GuardDuty), cloud security posture</w:t>
+      </w:r>
+    </w:p>
+    <w:p>
+      <w:pPr>
+        <w:spacing w:before="40" w:after="40"/>
+      </w:pPr>
+      <w:r>
+        <w:rPr>
+          <w:rFonts w:ascii="Source Sans Pro" w:eastAsia="Source Sans Pro" w:hAnsi="Source Sans Pro" w:cs="Source Sans Pro"/>
+          <w:b/>
+          <w:sz w:val="19"/>
+          <w:szCs w:val="19"/>
+        </w:rPr>
+        <w:t xml:space="preserve">Automation: </w:t>
+      </w:r>
+      <w:r>
+        <w:rPr>
+          <w:rFonts w:ascii="Source Sans Pro" w:eastAsia="Source Sans Pro" w:hAnsi="Source Sans Pro" w:cs="Source Sans Pro"/>
+          <w:sz w:val="19"/>
+          <w:szCs w:val="19"/>
+        </w:rPr>
+        <w:t>Python, Bash (basic), boto3, regular expressions, management</w:t>
+      </w:r>
     </w:p>
     <w:p>
       <w:pPr>
         <w:pBdr>
           <w:bottom w:val="single" w:sz="6" w:space="1" w:color="000000"/>
         </w:pBdr>
-        <w:spacing w:before="130" w:after="0"/>
-      </w:pPr>
-      <w:r>
+        <w:spacing w:before="16" w:after="16"/>
         <w:rPr>
           <w:rFonts w:ascii="Source Sans Pro" w:eastAsia="Source Sans Pro" w:hAnsi="Source Sans Pro" w:cs="Source Sans Pro"/>
           <w:b/>
@@ -772,141 +863,14 @@
           <w:sz w:val="22"/>
           <w:szCs w:val="22"/>
         </w:rPr>
-        <w:t>Technical Skills</w:t>
-      </w:r>
-    </w:p>
-    <w:p>
-      <w:pPr>
-        <w:spacing w:before="51" w:after="51"/>
-      </w:pPr>
-      <w:r>
-        <w:rPr>
-          <w:rFonts w:ascii="Source Sans Pro" w:eastAsia="Source Sans Pro" w:hAnsi="Source Sans Pro" w:cs="Source Sans Pro"/>
-          <w:b/>
-          <w:sz w:val="19"/>
-          <w:szCs w:val="19"/>
-        </w:rPr>
-        <w:t xml:space="preserve">SOC Operations: </w:t>
-      </w:r>
-      <w:r>
-        <w:rPr>
-          <w:rFonts w:ascii="Source Sans Pro" w:eastAsia="Source Sans Pro" w:hAnsi="Source Sans Pro" w:cs="Source Sans Pro"/>
-          <w:sz w:val="19"/>
-          <w:szCs w:val="19"/>
-        </w:rPr>
-        <w:t>Alert triage, incident investigation, log analysis, threat detection, escalation, false positive analysis</w:t>
-      </w:r>
-    </w:p>
-    <w:p>
-      <w:pPr>
-        <w:spacing w:before="51" w:after="51"/>
-      </w:pPr>
-      <w:r>
-        <w:rPr>
-          <w:rFonts w:ascii="Source Sans Pro" w:eastAsia="Source Sans Pro" w:hAnsi="Source Sans Pro" w:cs="Source Sans Pro"/>
-          <w:b/>
-          <w:sz w:val="19"/>
-          <w:szCs w:val="19"/>
-        </w:rPr>
-        <w:t xml:space="preserve">SIEM &amp; Monitoring: </w:t>
-      </w:r>
-      <w:r>
-        <w:rPr>
-          <w:rFonts w:ascii="Source Sans Pro" w:eastAsia="Source Sans Pro" w:hAnsi="Source Sans Pro" w:cs="Source Sans Pro"/>
-          <w:sz w:val="19"/>
-          <w:szCs w:val="19"/>
-        </w:rPr>
-        <w:t>Splunk (SPL), Elastic SIEM (basic), Windows Event Logs, Sysmon, Wireshark</w:t>
-      </w:r>
-    </w:p>
-    <w:p>
-      <w:pPr>
-        <w:spacing w:before="51" w:after="51"/>
-      </w:pPr>
-      <w:r>
-        <w:rPr>
-          <w:rFonts w:ascii="Source Sans Pro" w:eastAsia="Source Sans Pro" w:hAnsi="Source Sans Pro" w:cs="Source Sans Pro"/>
-          <w:b/>
-          <w:sz w:val="19"/>
-          <w:szCs w:val="19"/>
-        </w:rPr>
-        <w:t xml:space="preserve">Threat Intelligence: </w:t>
-      </w:r>
-      <w:r>
-        <w:rPr>
-          <w:rFonts w:ascii="Source Sans Pro" w:eastAsia="Source Sans Pro" w:hAnsi="Source Sans Pro" w:cs="Source Sans Pro"/>
-          <w:sz w:val="19"/>
-          <w:szCs w:val="19"/>
-        </w:rPr>
-        <w:t>MITRE ATT&amp;CK, IOC analysis, VirusTotal, OSINT enrichment, Cyber Kill Chain</w:t>
-      </w:r>
-    </w:p>
-    <w:p>
-      <w:pPr>
-        <w:spacing w:before="51" w:after="51"/>
-      </w:pPr>
-      <w:r>
-        <w:rPr>
-          <w:rFonts w:ascii="Source Sans Pro" w:eastAsia="Source Sans Pro" w:hAnsi="Source Sans Pro" w:cs="Source Sans Pro"/>
-          <w:b/>
-          <w:sz w:val="19"/>
-          <w:szCs w:val="19"/>
-        </w:rPr>
-        <w:t xml:space="preserve">Systems &amp; Networking: </w:t>
-      </w:r>
-      <w:r>
-        <w:rPr>
-          <w:rFonts w:ascii="Source Sans Pro" w:eastAsia="Source Sans Pro" w:hAnsi="Source Sans Pro" w:cs="Source Sans Pro"/>
-          <w:sz w:val="19"/>
-          <w:szCs w:val="19"/>
-        </w:rPr>
-        <w:t>Windows internals, Linux fundamentals, TCP/IP, DNS, HTTP/S, IDS/IPS, AWS (IAM, CloudTrail, GuardDuty), cloud security posture</w:t>
-      </w:r>
-    </w:p>
-    <w:p>
-      <w:pPr>
-        <w:spacing w:before="51" w:after="51"/>
-      </w:pPr>
-      <w:r>
-        <w:rPr>
-          <w:rFonts w:ascii="Source Sans Pro" w:eastAsia="Source Sans Pro" w:hAnsi="Source Sans Pro" w:cs="Source Sans Pro"/>
-          <w:b/>
-          <w:sz w:val="19"/>
-          <w:szCs w:val="19"/>
-        </w:rPr>
-        <w:t xml:space="preserve">Automation: </w:t>
-      </w:r>
-      <w:r>
-        <w:rPr>
-          <w:rFonts w:ascii="Source Sans Pro" w:eastAsia="Source Sans Pro" w:hAnsi="Source Sans Pro" w:cs="Source Sans Pro"/>
-          <w:sz w:val="19"/>
-          <w:szCs w:val="19"/>
-        </w:rPr>
-        <w:t>Python, Bash (basic), boto3, regular expressions, Cloud Security Engineer, Cloud Security Best Practices</w:t>
-      </w:r>
+      </w:pPr>
     </w:p>
     <w:p>
       <w:pPr>
         <w:pBdr>
           <w:bottom w:val="single" w:sz="6" w:space="1" w:color="000000"/>
         </w:pBdr>
-        <w:spacing w:before="27" w:after="27"/>
-        <w:rPr>
-          <w:rFonts w:ascii="Source Sans Pro" w:eastAsia="Source Sans Pro" w:hAnsi="Source Sans Pro" w:cs="Source Sans Pro"/>
-          <w:b/>
-          <w:bCs/>
-          <w:color w:val="000000"/>
-          <w:sz w:val="22"/>
-          <w:szCs w:val="22"/>
-        </w:rPr>
-      </w:pPr>
-    </w:p>
-    <w:p>
-      <w:pPr>
-        <w:pBdr>
-          <w:bottom w:val="single" w:sz="6" w:space="1" w:color="000000"/>
-        </w:pBdr>
-        <w:spacing w:before="130" w:after="0"/>
+        <w:spacing w:before="83" w:after="0"/>
       </w:pPr>
       <w:r>
         <w:rPr>
@@ -927,7 +891,7 @@
           <w:ilvl w:val="0"/>
           <w:numId w:val="2"/>
         </w:numPr>
-        <w:spacing w:before="13" w:after="38"/>
+        <w:spacing w:before="13" w:after="26"/>
       </w:pPr>
       <w:r>
         <w:rPr>
@@ -946,7 +910,7 @@
           <w:ilvl w:val="0"/>
           <w:numId w:val="2"/>
         </w:numPr>
-        <w:spacing w:before="13" w:after="38"/>
+        <w:spacing w:before="13" w:after="26"/>
       </w:pPr>
       <w:r>
         <w:rPr>
